--- a/docs/ahg-2026/kit/step-cards/6-share-it.docx
+++ b/docs/ahg-2026/kit/step-cards/6-share-it.docx
@@ -12,6 +12,7 @@
     </w:p>
     <w:p>
       <w:r>
+        <w:rPr/>
         <w:t>Block 6 of 7, 3:05 to 3:40.</w:t>
       </w:r>
     </w:p>
@@ -25,6 +26,7 @@
     </w:p>
     <w:p>
       <w:r>
+        <w:rPr/>
         <w:t>Step 6 of 7: your best version, shared in an open-source collection, with your name on it.</w:t>
       </w:r>
     </w:p>
@@ -38,6 +40,7 @@
     </w:p>
     <w:p>
       <w:r>
+        <w:rPr/>
         <w:t>Your agent in the AHG 2026 collection on GitHub, committed in your name, and a reply that links to it.</w:t>
       </w:r>
     </w:p>
@@ -51,6 +54,7 @@
     </w:p>
     <w:p>
       <w:r>
+        <w:rPr/>
         <w:t>The same on every path. You did this once before the day, with your practice agent.</w:t>
       </w:r>
     </w:p>
@@ -63,6 +67,7 @@
         </w:numPr>
       </w:pPr>
       <w:r>
+        <w:rPr/>
         <w:t>In your browser, open letitglow.app/ahg/share.</w:t>
       </w:r>
     </w:p>
@@ -75,6 +80,7 @@
         </w:numPr>
       </w:pPr>
       <w:r>
+        <w:rPr/>
         <w:t>Leave "My real agent" chosen.</w:t>
       </w:r>
     </w:p>
@@ -87,6 +93,7 @@
         </w:numPr>
       </w:pPr>
       <w:r>
+        <w:rPr/>
         <w:t>Give the page your agent. In VS Code: choose Your agent file, and pick my-agent/SKILL.md from the kit folder. In a browser: choose your newest SKILL.md, version 4, or paste your agent into "Your agent, as text". The page fills in your agent's short name, and says so.</w:t>
       </w:r>
     </w:p>
@@ -99,6 +106,7 @@
         </w:numPr>
       </w:pPr>
       <w:r>
+        <w:rPr/>
         <w:t>Press "Open the share form on GitHub". A new tab opens with GitHub's Share my agent form, already filled in: the workshop code, "My real agent", and your agent.</w:t>
       </w:r>
     </w:p>
@@ -111,6 +119,7 @@
         </w:numPr>
       </w:pPr>
       <w:r>
+        <w:rPr/>
         <w:t>Move to the end of the form. Tick the box that says your agent contains nothing private.</w:t>
       </w:r>
     </w:p>
@@ -123,6 +132,7 @@
         </w:numPr>
       </w:pPr>
       <w:r>
+        <w:rPr/>
         <w:t>Press "Submit new issue".</w:t>
       </w:r>
     </w:p>
@@ -135,6 +145,7 @@
         </w:numPr>
       </w:pPr>
       <w:r>
+        <w:rPr/>
         <w:t>Wait about a minute, then read the reply that appears on the page. Press F5 to refresh if your screen reader does not announce it.</w:t>
       </w:r>
     </w:p>
@@ -148,6 +159,7 @@
     </w:p>
     <w:p>
       <w:r>
+        <w:rPr/>
         <w:t>The reply begins: Your agent is in. It names your agent, gives it a number in the collection, and links to it.</w:t>
       </w:r>
     </w:p>
@@ -161,11 +173,13 @@
     </w:p>
     <w:p>
       <w:r>
+        <w:rPr/>
         <w:t>If the reply begins Nearly there, it lists exactly what to fix. Open the menu at the top of the issue, choose Edit, fix it, and save; it is checked again straight away. If GitHub asks you to sign in, sign in and press the button again. Anything else: raise a hand, and a helper shares it with you. An agent shared with help is still yours.</w:t>
       </w:r>
     </w:p>
     <w:p>
       <w:r>
+        <w:rPr/>
         <w:t>Raise a hand at any time. A helper comes to you.</w:t>
       </w:r>
     </w:p>
@@ -179,6 +193,7 @@
     </w:p>
     <w:p>
       <w:r>
+        <w:rPr/>
         <w:t>Your agent is part of an open-source collection, committed in your name, so it shows on your own GitHub profile. At the end of the day it goes into the Accessibility Agents project with you credited.</w:t>
       </w:r>
     </w:p>
@@ -192,6 +207,7 @@
     </w:p>
     <w:p>
       <w:r>
+        <w:rPr/>
         <w:t>Your agent stays in the collection at github.com/Community-Access/ahg-2026, for anyone in higher education to use and improve. Yours included.</w:t>
       </w:r>
     </w:p>

--- a/docs/ahg-2026/kit/step-cards/6-share-it.docx
+++ b/docs/ahg-2026/kit/step-cards/6-share-it.docx
@@ -120,7 +120,7 @@
       </w:pPr>
       <w:r>
         <w:rPr/>
-        <w:t>Move to the end of the form. Tick the box that says your agent contains nothing private.</w:t>
+        <w:t>Move to the end of the form. Select the check box that says your agent contains nothing private.</w:t>
       </w:r>
     </w:p>
     <w:p>
@@ -209,6 +209,33 @@
       <w:r>
         <w:rPr/>
         <w:t>Your agent stays in the collection at github.com/Community-Access/ahg-2026, for anyone in higher education to use and improve. Yours included.</w:t>
+      </w:r>
+    </w:p>
+    <w:p>
+      <w:pPr>
+        <w:pStyle w:val="Heading2"/>
+      </w:pPr>
+      <w:r>
+        <w:t>Sources</w:t>
+      </w:r>
+    </w:p>
+    <w:p>
+      <w:r>
+        <w:rPr/>
+        <w:t xml:space="preserve">Checked on 29 October 2026: the keys on this card are in the kit's README, with their sources. The standard every agent cites is </w:t>
+      </w:r>
+      <w:hyperlink r:id="rId10">
+        <w:r>
+          <w:rPr>
+            <w:rStyle w:val="Hyperlink"/>
+            <w:u w:val="single"/>
+          </w:rPr>
+          <w:t xml:space="preserve">WCAG 2.2</w:t>
+        </w:r>
+      </w:hyperlink>
+      <w:r>
+        <w:rPr/>
+        <w:t>.</w:t>
       </w:r>
     </w:p>
     <w:sectPr>

--- a/docs/ahg-2026/kit/step-cards/6-share-it.docx
+++ b/docs/ahg-2026/kit/step-cards/6-share-it.docx
@@ -12,6 +12,7 @@
     </w:p>
     <w:p>
       <w:r>
+        <w:rPr/>
         <w:t>Block 6 of 7, 3:05 to 3:40.</w:t>
       </w:r>
     </w:p>
@@ -25,6 +26,7 @@
     </w:p>
     <w:p>
       <w:r>
+        <w:rPr/>
         <w:t>Step 6 of 7: your best version, shared in an open-source collection, with your name on it.</w:t>
       </w:r>
     </w:p>
@@ -38,6 +40,7 @@
     </w:p>
     <w:p>
       <w:r>
+        <w:rPr/>
         <w:t>Your agent in the AHG 2026 collection on GitHub, committed in your name, and a reply that links to it.</w:t>
       </w:r>
     </w:p>
@@ -51,6 +54,7 @@
     </w:p>
     <w:p>
       <w:r>
+        <w:rPr/>
         <w:t>The same on every path. You did this once before the day, with your practice agent.</w:t>
       </w:r>
     </w:p>
@@ -63,6 +67,7 @@
         </w:numPr>
       </w:pPr>
       <w:r>
+        <w:rPr/>
         <w:t>In your browser, open letitglow.app/ahg/share.</w:t>
       </w:r>
     </w:p>
@@ -75,6 +80,7 @@
         </w:numPr>
       </w:pPr>
       <w:r>
+        <w:rPr/>
         <w:t>Leave "My real agent" chosen.</w:t>
       </w:r>
     </w:p>
@@ -87,6 +93,7 @@
         </w:numPr>
       </w:pPr>
       <w:r>
+        <w:rPr/>
         <w:t>Give the page your agent. In VS Code: choose Your agent file, and pick my-agent/SKILL.md from the kit folder. In a browser: choose your newest SKILL.md, version 4, or paste your agent into "Your agent, as text". The page fills in your agent's short name, and says so.</w:t>
       </w:r>
     </w:p>
@@ -99,6 +106,7 @@
         </w:numPr>
       </w:pPr>
       <w:r>
+        <w:rPr/>
         <w:t>Press "Open the share form on GitHub". A new tab opens with GitHub's Share my agent form, already filled in: the workshop code, "My real agent", and your agent.</w:t>
       </w:r>
     </w:p>
@@ -111,7 +119,8 @@
         </w:numPr>
       </w:pPr>
       <w:r>
-        <w:t>Move to the end of the form. Tick the box that says your agent contains nothing private.</w:t>
+        <w:rPr/>
+        <w:t>Move to the end of the form. Select the check box that says your agent contains nothing private.</w:t>
       </w:r>
     </w:p>
     <w:p>
@@ -123,6 +132,7 @@
         </w:numPr>
       </w:pPr>
       <w:r>
+        <w:rPr/>
         <w:t>Press "Submit new issue".</w:t>
       </w:r>
     </w:p>
@@ -135,6 +145,7 @@
         </w:numPr>
       </w:pPr>
       <w:r>
+        <w:rPr/>
         <w:t>Wait about a minute, then read the reply that appears on the page. Press F5 to refresh if your screen reader does not announce it.</w:t>
       </w:r>
     </w:p>
@@ -148,6 +159,7 @@
     </w:p>
     <w:p>
       <w:r>
+        <w:rPr/>
         <w:t>The reply begins: Your agent is in. It names your agent, gives it a number in the collection, and links to it.</w:t>
       </w:r>
     </w:p>
@@ -161,11 +173,13 @@
     </w:p>
     <w:p>
       <w:r>
+        <w:rPr/>
         <w:t>If the reply begins Nearly there, it lists exactly what to fix. Open the menu at the top of the issue, choose Edit, fix it, and save; it is checked again straight away. If GitHub asks you to sign in, sign in and press the button again. Anything else: raise a hand, and a helper shares it with you. An agent shared with help is still yours.</w:t>
       </w:r>
     </w:p>
     <w:p>
       <w:r>
+        <w:rPr/>
         <w:t>Raise a hand at any time. A helper comes to you.</w:t>
       </w:r>
     </w:p>
@@ -179,6 +193,7 @@
     </w:p>
     <w:p>
       <w:r>
+        <w:rPr/>
         <w:t>Your agent is part of an open-source collection, committed in your name, so it shows on your own GitHub profile. At the end of the day it goes into the Accessibility Agents project with you credited.</w:t>
       </w:r>
     </w:p>
@@ -192,7 +207,35 @@
     </w:p>
     <w:p>
       <w:r>
+        <w:rPr/>
         <w:t>Your agent stays in the collection at github.com/Community-Access/ahg-2026, for anyone in higher education to use and improve. Yours included.</w:t>
+      </w:r>
+    </w:p>
+    <w:p>
+      <w:pPr>
+        <w:pStyle w:val="Heading2"/>
+      </w:pPr>
+      <w:r>
+        <w:t>Sources</w:t>
+      </w:r>
+    </w:p>
+    <w:p>
+      <w:r>
+        <w:rPr/>
+        <w:t xml:space="preserve">Checked on 29 October 2026: the keys on this card are in the kit's README, with their sources. The standard every agent cites is </w:t>
+      </w:r>
+      <w:hyperlink r:id="rId10">
+        <w:r>
+          <w:rPr>
+            <w:rStyle w:val="Hyperlink"/>
+            <w:u w:val="single"/>
+          </w:rPr>
+          <w:t xml:space="preserve">WCAG 2.2</w:t>
+        </w:r>
+      </w:hyperlink>
+      <w:r>
+        <w:rPr/>
+        <w:t>.</w:t>
       </w:r>
     </w:p>
     <w:sectPr>
